--- a/docs_ua/15-ross-sea-fishes.docx
+++ b/docs_ua/15-ross-sea-fishes.docx
@@ -102,7 +102,7 @@
           <w:sz w:val="22"/>
           <w:szCs w:val="22"/>
         </w:rPr>
-        <w:t xml:space="preserve">Видання NIWA (Нова Зеландія), New Zealand Aquatic Environment and Biodiversity Report No. 134. Основний польовий визначник видів риб, що трапляються в ярусному промислі моря Росса. Охоплює 30 видів риб з 11 родин, включно з хрящовими рибами (скатами) та кістковими рибами — зокрема дрібними видами, що не завжди трапляються на гачках, але є кормом клича (антарктичні драконові риби, слизняки, бельдюгові).</w:t>
+        <w:t xml:space="preserve">Видання NIWA (Нова Зеландія), New Zealand Aquatic Environment and Biodiversity Report No. 134. Основний польовий визначник видів риб, що трапляються в ярусному промислі моря Росса. Охоплює 30 видів риб з 11 родин, включно з хрящовими рибами (скатами) та кістковими рибами — зокрема дрібними видами, що не завжди трапляються на гачках, але є кормом іклача (антарктичні драконові риби, слизняки, бельдюгові).</w:t>
       </w:r>
     </w:p>
     <w:p>
